--- a/downloads/design/kyle-hobson-design-resume.docx
+++ b/downloads/design/kyle-hobson-design-resume.docx
@@ -286,7 +286,7 @@
         <w:pStyle w:val="Heading2"/>
       </w:pPr>
       <w:r>
-        <w:t>Arizona State University — Learning Innovations</w:t>
+        <w:t>Arizona State University, Learning Innovations</w:t>
       </w:r>
     </w:p>
     <w:p>
@@ -325,7 +325,7 @@
         <w:pStyle w:val="Heading2"/>
       </w:pPr>
       <w:r>
-        <w:t>Arizona State University — Knowledge Enterprise</w:t>
+        <w:t>Arizona State University, Knowledge Enterprise</w:t>
       </w:r>
     </w:p>
     <w:p>
